--- a/agentes/mi-negocio/entregables/repesca-24-10-nutricion-mails.docx
+++ b/agentes/mi-negocio/entregables/repesca-24-10-nutricion-mails.docx
@@ -839,7 +839,7 @@
         <w:pStyle w:val="BlockText"/>
       </w:pPr>
       <w:r>
-        <w:t xml:space="preserve">Hoy tengo 2.200 suscriptores activos, con 1,28% de churn.</w:t>
+        <w:t xml:space="preserve">Hoy tengo más de 3.500 suscriptores activos, con menos de 5% de churn.</w:t>
       </w:r>
     </w:p>
     <w:p>
@@ -1158,7 +1158,7 @@
         <w:pStyle w:val="BlockText"/>
       </w:pPr>
       <w:r>
-        <w:t xml:space="preserve">Hoy tengo 2.200 suscriptores activos en Argentina. 1,28% de churn. No se van.</w:t>
+        <w:t xml:space="preserve">Hoy tengo más de 3.500 suscriptores activos en Argentina. Menos de 5% de churn. No se van.</w:t>
       </w:r>
     </w:p>
     <w:p>

--- a/agentes/mi-negocio/entregables/repesca-24-10-nutricion-mails.docx
+++ b/agentes/mi-negocio/entregables/repesca-24-10-nutricion-mails.docx
@@ -2,7 +2,7 @@
 <file path=word/document.xml><?xml version="1.0" encoding="utf-8"?>
 <w:document xmlns:w="http://schemas.openxmlformats.org/wordprocessingml/2006/main" xmlns:m="http://schemas.openxmlformats.org/officeDocument/2006/math" xmlns:r="http://schemas.openxmlformats.org/officeDocument/2006/relationships" xmlns:o="urn:schemas-microsoft-com:office:office" xmlns:v="urn:schemas-microsoft-com:vml" xmlns:w10="urn:schemas-microsoft-com:office:word" xmlns:a="http://schemas.openxmlformats.org/drawingml/2006/main" xmlns:pic="http://schemas.openxmlformats.org/drawingml/2006/picture" xmlns:wp="http://schemas.openxmlformats.org/drawingml/2006/wordprocessingDrawing">
   <w:body>
-    <w:bookmarkStart w:id="29" w:name="nutrición--mails--clase-del-sábado-2410"/>
+    <w:bookmarkStart w:id="30" w:name="nutrición--mails--clase-del-sábado-2410"/>
     <w:p>
       <w:pPr>
         <w:pStyle w:val="Heading1"/>
@@ -103,7 +103,7 @@
         <w:t xml:space="preserve"> </w:t>
       </w:r>
       <w:r>
-        <w:t xml:space="preserve">cómo escalé mi ecom de químicos a +$250.000.000 con el modelo de suscripciones.</w:t>
+        <w:t xml:space="preserve">cómo podés escalar tu ecom a más de 100 millones de pesos por mes con el modelo de suscripción.</w:t>
       </w:r>
     </w:p>
     <w:bookmarkStart w:id="20" w:name="reglas"/>
@@ -166,13 +166,13 @@
           <w:bCs/>
           <w:b/>
         </w:rPr>
-        <w:t xml:space="preserve">Un solo link por mail:</w:t>
-      </w:r>
-      <w:r>
-        <w:t xml:space="preserve"> </w:t>
-      </w:r>
-      <w:r>
-        <w:t xml:space="preserve">el grupo de WhatsApp el jueves y el viernes; el calendario o la clase el sábado.</w:t>
+        <w:t xml:space="preserve">Un solo link por mail, siempre el mismo:</w:t>
+      </w:r>
+      <w:r>
+        <w:t xml:space="preserve"> </w:t>
+      </w:r>
+      <w:r>
+        <w:t xml:space="preserve">el grupo de WhatsApp. Es la única forma de recibir el link de la clase.</w:t>
       </w:r>
     </w:p>
     <w:p>
@@ -562,7 +562,7 @@
               <w:jc w:val="left"/>
             </w:pPr>
             <w:r>
-              <w:t xml:space="preserve">Calendario</w:t>
+              <w:t xml:space="preserve">Grupo</w:t>
             </w:r>
           </w:p>
         </w:tc>
@@ -600,7 +600,7 @@
               <w:jc w:val="left"/>
             </w:pPr>
             <w:r>
-              <w:t xml:space="preserve">En 1 hora (link adentro)</w:t>
+              <w:t xml:space="preserve">En 1 hora: el link está en el grupo</w:t>
             </w:r>
           </w:p>
         </w:tc>
@@ -612,7 +612,7 @@
               <w:jc w:val="left"/>
             </w:pPr>
             <w:r>
-              <w:t xml:space="preserve">Clase</w:t>
+              <w:t xml:space="preserve">Grupo</w:t>
             </w:r>
           </w:p>
         </w:tc>
@@ -662,7 +662,7 @@
               <w:jc w:val="left"/>
             </w:pPr>
             <w:r>
-              <w:t xml:space="preserve">Clase</w:t>
+              <w:t xml:space="preserve">Grupo</w:t>
             </w:r>
           </w:p>
         </w:tc>
@@ -677,49 +677,13 @@
           <w:bCs/>
           <w:b/>
         </w:rPr>
-        <w:t xml:space="preserve">Datos a completar antes de mandar:</w:t>
-      </w:r>
-      <w:r>
-        <w:t xml:space="preserve"> </w:t>
-      </w:r>
-      <w:r>
-        <w:rPr>
-          <w:rStyle w:val="VerbatimChar"/>
-        </w:rPr>
-        <w:t xml:space="preserve">[LINK GRUPO]</w:t>
-      </w:r>
-      <w:r>
-        <w:t xml:space="preserve"> </w:t>
-      </w:r>
-      <w:r>
-        <w:t xml:space="preserve">·</w:t>
-      </w:r>
-      <w:r>
-        <w:t xml:space="preserve"> </w:t>
-      </w:r>
-      <w:r>
-        <w:rPr>
-          <w:rStyle w:val="VerbatimChar"/>
-        </w:rPr>
-        <w:t xml:space="preserve">[LINK CALENDARIO]</w:t>
-      </w:r>
-      <w:r>
-        <w:t xml:space="preserve"> </w:t>
-      </w:r>
-      <w:r>
-        <w:t xml:space="preserve">·</w:t>
-      </w:r>
-      <w:r>
-        <w:t xml:space="preserve"> </w:t>
-      </w:r>
-      <w:r>
-        <w:rPr>
-          <w:rStyle w:val="VerbatimChar"/>
-        </w:rPr>
-        <w:t xml:space="preserve">[LINK CLASE]</w:t>
-      </w:r>
-      <w:r>
-        <w:t xml:space="preserve">.</w:t>
+        <w:t xml:space="preserve">El link de Zoom no va por mail:</w:t>
+      </w:r>
+      <w:r>
+        <w:t xml:space="preserve"> </w:t>
+      </w:r>
+      <w:r>
+        <w:t xml:space="preserve">se pasa solo por el grupo de WhatsApp, 15 minutos antes. Por eso todos los mails empujan a entrar al grupo.</w:t>
       </w:r>
     </w:p>
     <w:p>
@@ -730,7 +694,7 @@
       </w:r>
     </w:p>
     <w:bookmarkEnd w:id="21"/>
-    <w:bookmarkStart w:id="22" w:name="m-1--jueves-22--0830"/>
+    <w:bookmarkStart w:id="23" w:name="m-1--jueves-22--0830"/>
     <w:p>
       <w:pPr>
         <w:pStyle w:val="Heading2"/>
@@ -799,7 +763,7 @@
         <w:t xml:space="preserve">sábado 24 a las 18 hs</w:t>
       </w:r>
       <w:r>
-        <w:t xml:space="preserve">. Te voy a mostrar cómo escalé mi ecom de químicos a más de 250 millones con el modelo de suscripciones. Es la última vez que la doy en vivo.</w:t>
+        <w:t xml:space="preserve">. Te voy a mostrar cómo podés escalar tu ecom a más de 100 millones de pesos por mes con el modelo de suscripción. Es la última vez que la doy en vivo.</w:t>
       </w:r>
     </w:p>
     <w:p>
@@ -847,7 +811,23 @@
         <w:pStyle w:val="BlockText"/>
       </w:pPr>
       <w:r>
-        <w:t xml:space="preserve">En el grupo de WhatsApp te voy dejando el resto de la cuenta hasta el sábado:</w:t>
+        <w:t xml:space="preserve">En el grupo de WhatsApp te voy dejando el resto de la cuenta hasta el sábado. Y ojo con esto:</w:t>
+      </w:r>
+      <w:r>
+        <w:t xml:space="preserve"> </w:t>
+      </w:r>
+      <w:r>
+        <w:rPr>
+          <w:bCs/>
+          <w:b/>
+        </w:rPr>
+        <w:t xml:space="preserve">el link para entrar a la clase lo paso solo por el grupo, 15 minutos antes.</w:t>
+      </w:r>
+      <w:r>
+        <w:t xml:space="preserve"> </w:t>
+      </w:r>
+      <w:r>
+        <w:t xml:space="preserve">No llega por mail. Si no estás adentro, no podés entrar.</w:t>
       </w:r>
     </w:p>
     <w:p>
@@ -864,12 +844,14 @@
       <w:r>
         <w:t xml:space="preserve"> </w:t>
       </w:r>
-      <w:r>
-        <w:rPr>
-          <w:rStyle w:val="VerbatimChar"/>
-        </w:rPr>
-        <w:t xml:space="preserve">[LINK GRUPO]</w:t>
-      </w:r>
+      <w:hyperlink r:id="rId22">
+        <w:r>
+          <w:rPr>
+            <w:rStyle w:val="Hyperlink"/>
+          </w:rPr>
+          <w:t xml:space="preserve">https://chat.whatsapp.com/HBbSIYz620WJgSQp0ZuVDJ</w:t>
+        </w:r>
+      </w:hyperlink>
     </w:p>
     <w:p>
       <w:pPr>
@@ -894,8 +876,8 @@
         </w:pict>
       </w:r>
     </w:p>
-    <w:bookmarkEnd w:id="22"/>
-    <w:bookmarkStart w:id="23" w:name="m-2--jueves-22--1800"/>
+    <w:bookmarkEnd w:id="23"/>
+    <w:bookmarkStart w:id="24" w:name="m-2--jueves-22--1800"/>
     <w:p>
       <w:pPr>
         <w:pStyle w:val="Heading2"/>
@@ -1036,17 +1018,19 @@
         <w:pStyle w:val="BlockText"/>
       </w:pPr>
       <w:r>
-        <w:t xml:space="preserve">PD: si todavía no entraste al grupo de WhatsApp, ahí te llega el link de la clase:</w:t>
-      </w:r>
-      <w:r>
-        <w:t xml:space="preserve"> </w:t>
-      </w:r>
-      <w:r>
-        <w:rPr>
-          <w:rStyle w:val="VerbatimChar"/>
-        </w:rPr>
-        <w:t xml:space="preserve">[LINK GRUPO]</w:t>
-      </w:r>
+        <w:t xml:space="preserve">PD: el link de la clase llega solo por el grupo de WhatsApp, 15 minutos antes. Si todavía no entraste:</w:t>
+      </w:r>
+      <w:r>
+        <w:t xml:space="preserve"> </w:t>
+      </w:r>
+      <w:hyperlink r:id="rId22">
+        <w:r>
+          <w:rPr>
+            <w:rStyle w:val="Hyperlink"/>
+          </w:rPr>
+          <w:t xml:space="preserve">https://chat.whatsapp.com/HBbSIYz620WJgSQp0ZuVDJ</w:t>
+        </w:r>
+      </w:hyperlink>
     </w:p>
     <w:p>
       <w:r>
@@ -1055,8 +1039,8 @@
         </w:pict>
       </w:r>
     </w:p>
-    <w:bookmarkEnd w:id="23"/>
-    <w:bookmarkStart w:id="24" w:name="m-3--viernes-23--0830"/>
+    <w:bookmarkEnd w:id="24"/>
+    <w:bookmarkStart w:id="25" w:name="m-3--viernes-23--0830"/>
     <w:p>
       <w:pPr>
         <w:pStyle w:val="Heading2"/>
@@ -1203,17 +1187,19 @@
         <w:pStyle w:val="BlockText"/>
       </w:pPr>
       <w:r>
-        <w:t xml:space="preserve">PD: en el grupo de WhatsApp está el resto de la cuenta:</w:t>
-      </w:r>
-      <w:r>
-        <w:t xml:space="preserve"> </w:t>
-      </w:r>
-      <w:r>
-        <w:rPr>
-          <w:rStyle w:val="VerbatimChar"/>
-        </w:rPr>
-        <w:t xml:space="preserve">[LINK GRUPO]</w:t>
-      </w:r>
+        <w:t xml:space="preserve">PD: el link de la clase llega solo por el grupo de WhatsApp. Si todavía no entraste:</w:t>
+      </w:r>
+      <w:r>
+        <w:t xml:space="preserve"> </w:t>
+      </w:r>
+      <w:hyperlink r:id="rId22">
+        <w:r>
+          <w:rPr>
+            <w:rStyle w:val="Hyperlink"/>
+          </w:rPr>
+          <w:t xml:space="preserve">https://chat.whatsapp.com/HBbSIYz620WJgSQp0ZuVDJ</w:t>
+        </w:r>
+      </w:hyperlink>
     </w:p>
     <w:p>
       <w:r>
@@ -1222,8 +1208,8 @@
         </w:pict>
       </w:r>
     </w:p>
-    <w:bookmarkEnd w:id="24"/>
-    <w:bookmarkStart w:id="25" w:name="m-4--viernes-23--1800"/>
+    <w:bookmarkEnd w:id="25"/>
+    <w:bookmarkStart w:id="26" w:name="m-4--viernes-23--1800"/>
     <w:p>
       <w:pPr>
         <w:pStyle w:val="Heading2"/>
@@ -1446,17 +1432,19 @@
         <w:pStyle w:val="BlockText"/>
       </w:pPr>
       <w:r>
-        <w:t xml:space="preserve">PD: el link de la clase llega por el grupo de WhatsApp:</w:t>
-      </w:r>
-      <w:r>
-        <w:t xml:space="preserve"> </w:t>
-      </w:r>
-      <w:r>
-        <w:rPr>
-          <w:rStyle w:val="VerbatimChar"/>
-        </w:rPr>
-        <w:t xml:space="preserve">[LINK GRUPO]</w:t>
-      </w:r>
+        <w:t xml:space="preserve">PD: el link de la clase llega solo por el grupo de WhatsApp, 15 minutos antes. Si todavía no entraste:</w:t>
+      </w:r>
+      <w:r>
+        <w:t xml:space="preserve"> </w:t>
+      </w:r>
+      <w:hyperlink r:id="rId22">
+        <w:r>
+          <w:rPr>
+            <w:rStyle w:val="Hyperlink"/>
+          </w:rPr>
+          <w:t xml:space="preserve">https://chat.whatsapp.com/HBbSIYz620WJgSQp0ZuVDJ</w:t>
+        </w:r>
+      </w:hyperlink>
     </w:p>
     <w:p>
       <w:r>
@@ -1465,8 +1453,8 @@
         </w:pict>
       </w:r>
     </w:p>
-    <w:bookmarkEnd w:id="25"/>
-    <w:bookmarkStart w:id="26" w:name="m-5--sábado-24--0830"/>
+    <w:bookmarkEnd w:id="26"/>
+    <w:bookmarkStart w:id="27" w:name="m-5--sábado-24--0830"/>
     <w:p>
       <w:pPr>
         <w:pStyle w:val="Heading2"/>
@@ -1538,7 +1526,7 @@
         <w:t xml:space="preserve"> </w:t>
       </w:r>
       <w:r>
-        <w:t xml:space="preserve">doy la clase en vivo privada donde te muestro cómo escalé mi ecom de químicos a más de 250 millones con el modelo de suscripciones.</w:t>
+        <w:t xml:space="preserve">doy la clase en vivo privada donde te muestro cómo podés escalar tu ecom a más de 100 millones de pesos por mes con el modelo de suscripción.</w:t>
       </w:r>
     </w:p>
     <w:p>
@@ -1610,29 +1598,31 @@
         <w:pStyle w:val="BlockText"/>
       </w:pPr>
       <w:r>
-        <w:rPr>
-          <w:bCs/>
-          <w:b/>
-        </w:rPr>
-        <w:t xml:space="preserve">[Agregar al calendario →]</w:t>
-      </w:r>
-      <w:r>
-        <w:t xml:space="preserve"> </w:t>
-      </w:r>
-      <w:r>
-        <w:rPr>
-          <w:rStyle w:val="VerbatimChar"/>
-        </w:rPr>
-        <w:t xml:space="preserve">[LINK CALENDARIO]</w:t>
-      </w:r>
-    </w:p>
-    <w:p>
-      <w:pPr>
-        <w:pStyle w:val="BlockText"/>
-      </w:pPr>
-      <w:r>
-        <w:t xml:space="preserve">A las 17 te llega el link de acceso.</w:t>
-      </w:r>
+        <w:t xml:space="preserve">A las 17:45 dejo el link para entrar en el grupo de WhatsApp. Es el único lugar donde lo paso. Si todavía no estás adentro, entrá ahora:</w:t>
+      </w:r>
+    </w:p>
+    <w:p>
+      <w:pPr>
+        <w:pStyle w:val="BlockText"/>
+      </w:pPr>
+      <w:r>
+        <w:rPr>
+          <w:bCs/>
+          <w:b/>
+        </w:rPr>
+        <w:t xml:space="preserve">[Entrar al grupo →]</w:t>
+      </w:r>
+      <w:r>
+        <w:t xml:space="preserve"> </w:t>
+      </w:r>
+      <w:hyperlink r:id="rId22">
+        <w:r>
+          <w:rPr>
+            <w:rStyle w:val="Hyperlink"/>
+          </w:rPr>
+          <w:t xml:space="preserve">https://chat.whatsapp.com/HBbSIYz620WJgSQp0ZuVDJ</w:t>
+        </w:r>
+      </w:hyperlink>
     </w:p>
     <w:p>
       <w:pPr>
@@ -1649,8 +1639,8 @@
         </w:pict>
       </w:r>
     </w:p>
-    <w:bookmarkEnd w:id="26"/>
-    <w:bookmarkStart w:id="27" w:name="m-6--sábado-24--1700"/>
+    <w:bookmarkEnd w:id="27"/>
+    <w:bookmarkStart w:id="28" w:name="m-6--sábado-24--1700"/>
     <w:p>
       <w:pPr>
         <w:pStyle w:val="Heading2"/>
@@ -1674,7 +1664,7 @@
         <w:t xml:space="preserve"> </w:t>
       </w:r>
       <w:r>
-        <w:t xml:space="preserve">En 1 hora (link adentro)</w:t>
+        <w:t xml:space="preserve">En 1 hora: el link está en el grupo</w:t>
       </w:r>
       <w:r>
         <w:t xml:space="preserve"> </w:t>
@@ -1690,7 +1680,7 @@
         <w:t xml:space="preserve"> </w:t>
       </w:r>
       <w:r>
-        <w:t xml:space="preserve">A las 18 arrancamos.</w:t>
+        <w:t xml:space="preserve">A las 17:45 lo dejo en el grupo de WhatsApp.</w:t>
       </w:r>
     </w:p>
     <w:p>
@@ -1722,29 +1712,31 @@
         <w:pStyle w:val="BlockText"/>
       </w:pPr>
       <w:r>
-        <w:t xml:space="preserve">Este es tu link de acceso:</w:t>
-      </w:r>
-    </w:p>
-    <w:p>
-      <w:pPr>
-        <w:pStyle w:val="BlockText"/>
-      </w:pPr>
-      <w:r>
-        <w:rPr>
-          <w:bCs/>
-          <w:b/>
-        </w:rPr>
-        <w:t xml:space="preserve">[Entrar a la clase →]</w:t>
-      </w:r>
-      <w:r>
-        <w:t xml:space="preserve"> </w:t>
-      </w:r>
-      <w:r>
-        <w:rPr>
-          <w:rStyle w:val="VerbatimChar"/>
-        </w:rPr>
-        <w:t xml:space="preserve">[LINK CLASE]</w:t>
-      </w:r>
+        <w:t xml:space="preserve">A las 17:45 dejo el link para entrar en el grupo de WhatsApp. No llega por mail. Si no estás en el grupo, entrá ahora:</w:t>
+      </w:r>
+    </w:p>
+    <w:p>
+      <w:pPr>
+        <w:pStyle w:val="BlockText"/>
+      </w:pPr>
+      <w:r>
+        <w:rPr>
+          <w:bCs/>
+          <w:b/>
+        </w:rPr>
+        <w:t xml:space="preserve">[Entrar al grupo →]</w:t>
+      </w:r>
+      <w:r>
+        <w:t xml:space="preserve"> </w:t>
+      </w:r>
+      <w:hyperlink r:id="rId22">
+        <w:r>
+          <w:rPr>
+            <w:rStyle w:val="Hyperlink"/>
+          </w:rPr>
+          <w:t xml:space="preserve">https://chat.whatsapp.com/HBbSIYz620WJgSQp0ZuVDJ</w:t>
+        </w:r>
+      </w:hyperlink>
     </w:p>
     <w:p>
       <w:pPr>
@@ -1777,8 +1769,8 @@
         </w:pict>
       </w:r>
     </w:p>
-    <w:bookmarkEnd w:id="27"/>
-    <w:bookmarkStart w:id="28" w:name="m-7--sábado-24--1755"/>
+    <w:bookmarkEnd w:id="28"/>
+    <w:bookmarkStart w:id="29" w:name="m-7--sábado-24--1755"/>
     <w:p>
       <w:pPr>
         <w:pStyle w:val="Heading2"/>
@@ -1834,21 +1826,31 @@
         <w:pStyle w:val="BlockText"/>
       </w:pPr>
       <w:r>
-        <w:rPr>
-          <w:bCs/>
-          <w:b/>
-        </w:rPr>
-        <w:t xml:space="preserve">[Entrar ahora →]</w:t>
-      </w:r>
-      <w:r>
-        <w:t xml:space="preserve"> </w:t>
-      </w:r>
-      <w:r>
-        <w:rPr>
-          <w:rStyle w:val="VerbatimChar"/>
-        </w:rPr>
-        <w:t xml:space="preserve">[LINK CLASE]</w:t>
-      </w:r>
+        <w:t xml:space="preserve">El link para entrar está en el grupo de WhatsApp:</w:t>
+      </w:r>
+    </w:p>
+    <w:p>
+      <w:pPr>
+        <w:pStyle w:val="BlockText"/>
+      </w:pPr>
+      <w:r>
+        <w:rPr>
+          <w:bCs/>
+          <w:b/>
+        </w:rPr>
+        <w:t xml:space="preserve">[Ir al grupo →]</w:t>
+      </w:r>
+      <w:r>
+        <w:t xml:space="preserve"> </w:t>
+      </w:r>
+      <w:hyperlink r:id="rId22">
+        <w:r>
+          <w:rPr>
+            <w:rStyle w:val="Hyperlink"/>
+          </w:rPr>
+          <w:t xml:space="preserve">https://chat.whatsapp.com/HBbSIYz620WJgSQp0ZuVDJ</w:t>
+        </w:r>
+      </w:hyperlink>
     </w:p>
     <w:p>
       <w:pPr>
@@ -1874,17 +1876,32 @@
           <w:bCs/>
           <w:b/>
         </w:rPr>
-        <w:t xml:space="preserve">Después de la clase (domingo en adelante):</w:t>
-      </w:r>
-      <w:r>
-        <w:t xml:space="preserve"> </w:t>
-      </w:r>
-      <w:r>
-        <w:t xml:space="preserve">la repetición, Génesis y el cierre no entran en este rango. Los mails del sábado del documento anterior (repetición, objeciones, "quedan [N] lugares", cierre) se pueden mover al domingo 25 cuando esté definido el cierre.</w:t>
-      </w:r>
-    </w:p>
-    <w:bookmarkEnd w:id="28"/>
+        <w:t xml:space="preserve">Después de la clase:</w:t>
+      </w:r>
+      <w:r>
+        <w:t xml:space="preserve"> </w:t>
+      </w:r>
+      <w:r>
+        <w:t xml:space="preserve">el domingo 25 sigue en</w:t>
+      </w:r>
+      <w:r>
+        <w:t xml:space="preserve"> </w:t>
+      </w:r>
+      <w:r>
+        <w:rPr>
+          <w:rStyle w:val="VerbatimChar"/>
+        </w:rPr>
+        <w:t xml:space="preserve">post-clase-mails.md</w:t>
+      </w:r>
+      <w:r>
+        <w:t xml:space="preserve"> </w:t>
+      </w:r>
+      <w:r>
+        <w:t xml:space="preserve">(repetición, Génesis y cierre a las 23:59).</w:t>
+      </w:r>
+    </w:p>
     <w:bookmarkEnd w:id="29"/>
+    <w:bookmarkEnd w:id="30"/>
     <w:sectPr/>
   </w:body>
 </w:document>

--- a/agentes/mi-negocio/entregables/repesca-24-10-nutricion-mails.docx
+++ b/agentes/mi-negocio/entregables/repesca-24-10-nutricion-mails.docx
@@ -44,6 +44,24 @@
       </w:r>
       <w:r>
         <w:t xml:space="preserve">), pero cada mail se sostiene solo: mucha gente lee el mail y no el grupo.</w:t>
+      </w:r>
+    </w:p>
+    <w:p>
+      <w:pPr>
+        <w:pStyle w:val="BodyText"/>
+      </w:pPr>
+      <w:r>
+        <w:rPr>
+          <w:bCs/>
+          <w:b/>
+        </w:rPr>
+        <w:t xml:space="preserve">Para quién:</w:t>
+      </w:r>
+      <w:r>
+        <w:t xml:space="preserve"> </w:t>
+      </w:r>
+      <w:r>
+        <w:t xml:space="preserve">los que se registran para el sábado y también la base que se registró para la clase del lunes 19. Por eso ningún mail dice "te anotaste": sirven para los dos.</w:t>
       </w:r>
     </w:p>
     <w:p>
@@ -750,7 +768,7 @@
         <w:pStyle w:val="BlockText"/>
       </w:pPr>
       <w:r>
-        <w:t xml:space="preserve">Te anotaste a la clase en vivo privada del</w:t>
+        <w:t xml:space="preserve">Este</w:t>
       </w:r>
       <w:r>
         <w:t xml:space="preserve"> </w:t>
@@ -763,7 +781,10 @@
         <w:t xml:space="preserve">sábado 24 a las 18 hs</w:t>
       </w:r>
       <w:r>
-        <w:t xml:space="preserve">. Te voy a mostrar cómo podés escalar tu ecom a más de 100 millones de pesos por mes con el modelo de suscripción. Es la última vez que la doy en vivo.</w:t>
+        <w:t xml:space="preserve"> </w:t>
+      </w:r>
+      <w:r>
+        <w:t xml:space="preserve">doy la clase en vivo privada por última vez. Te voy a mostrar cómo podés escalar tu ecom a más de 100 millones de pesos por mes con el modelo de suscripción.</w:t>
       </w:r>
     </w:p>
     <w:p>
